--- a/network/file/进度表.docx
+++ b/network/file/进度表.docx
@@ -196,7 +196,15 @@
           <w:sz w:val="24"/>
           <w:szCs w:val="28"/>
         </w:rPr>
-        <w:t xml:space="preserve">                                                        </w:t>
+        <w:t>173</w:t>
+      </w:r>
+      <w:r>
+        <w:rPr>
+          <w:rFonts w:hint="eastAsia"/>
+          <w:sz w:val="24"/>
+          <w:szCs w:val="28"/>
+        </w:rPr>
+        <w:t xml:space="preserve">                                                    </w:t>
       </w:r>
       <w:r>
         <w:rPr>
@@ -635,64 +643,94 @@
             <w:vAlign w:val="center"/>
           </w:tcPr>
           <w:p>
-            <w:proofErr w:type="gramStart"/>
-            <w:r>
+            <w:pPr>
+              <w:rPr>
+                <w:rFonts w:hint="eastAsia"/>
+              </w:rPr>
+            </w:pPr>
+            <w:r>
+              <w:rPr>
+                <w:rFonts w:hint="eastAsia"/>
+              </w:rPr>
               <w:t>平时成绩占</w:t>
             </w:r>
             <w:r>
-              <w:t xml:space="preserve">  30</w:t>
-            </w:r>
-            <w:proofErr w:type="gramEnd"/>
-            <w:r>
-              <w:t xml:space="preserve">  %</w:t>
-            </w:r>
-            <w:r>
+              <w:rPr>
+                <w:rFonts w:hint="eastAsia"/>
+              </w:rPr>
+              <w:t xml:space="preserve"> 30 %</w:t>
+            </w:r>
+            <w:r>
+              <w:rPr>
+                <w:rFonts w:hint="eastAsia"/>
+              </w:rPr>
               <w:t>（其中：作业占</w:t>
             </w:r>
             <w:r>
-              <w:t xml:space="preserve"> 10 %</w:t>
-            </w:r>
-            <w:r>
+              <w:rPr>
+                <w:rFonts w:hint="eastAsia"/>
+              </w:rPr>
+              <w:t xml:space="preserve"> 5 %</w:t>
+            </w:r>
+            <w:r>
+              <w:rPr>
+                <w:rFonts w:hint="eastAsia"/>
+              </w:rPr>
               <w:t>，考勤占</w:t>
             </w:r>
             <w:r>
+              <w:rPr>
+                <w:rFonts w:hint="eastAsia"/>
+              </w:rPr>
               <w:t xml:space="preserve"> 5 %</w:t>
             </w:r>
             <w:r>
-              <w:t>，课程提问占</w:t>
-            </w:r>
-            <w:r>
+              <w:rPr>
+                <w:rFonts w:hint="eastAsia"/>
+              </w:rPr>
+              <w:t>，课程参与占</w:t>
+            </w:r>
+            <w:r>
+              <w:rPr>
+                <w:rFonts w:hint="eastAsia"/>
+              </w:rPr>
               <w:t xml:space="preserve"> 5 %</w:t>
             </w:r>
             <w:r>
-              <w:t>，课堂练习占</w:t>
-            </w:r>
-            <w:r>
-              <w:t xml:space="preserve"> 5%</w:t>
-            </w:r>
-            <w:r>
-              <w:t>，网络课程学习占</w:t>
-            </w:r>
-            <w:r>
-              <w:t xml:space="preserve"> 5 %)</w:t>
-            </w:r>
-            <w:r>
-              <w:t>，</w:t>
-            </w:r>
-          </w:p>
-          <w:p>
-            <w:proofErr w:type="gramStart"/>
-            <w:r>
+              <w:rPr>
+                <w:rFonts w:hint="eastAsia"/>
+              </w:rPr>
+              <w:t>，实践占</w:t>
+            </w:r>
+            <w:r>
+              <w:rPr>
+                <w:rFonts w:hint="eastAsia"/>
+              </w:rPr>
+              <w:t xml:space="preserve"> 15 %)</w:t>
+            </w:r>
+          </w:p>
+          <w:p>
+            <w:pPr>
+              <w:rPr>
+                <w:rFonts w:hint="eastAsia"/>
+              </w:rPr>
+            </w:pPr>
+            <w:r>
+              <w:rPr>
+                <w:rFonts w:hint="eastAsia"/>
+              </w:rPr>
               <w:t>期末成绩占</w:t>
             </w:r>
             <w:r>
-              <w:t xml:space="preserve">  70</w:t>
-            </w:r>
-            <w:proofErr w:type="gramEnd"/>
-            <w:r>
-              <w:t xml:space="preserve">  %</w:t>
-            </w:r>
-            <w:r>
+              <w:rPr>
+                <w:rFonts w:hint="eastAsia"/>
+              </w:rPr>
+              <w:t xml:space="preserve"> 70 %</w:t>
+            </w:r>
+            <w:r>
+              <w:rPr>
+                <w:rFonts w:hint="eastAsia"/>
+              </w:rPr>
               <w:t>。</w:t>
             </w:r>
           </w:p>
@@ -884,7 +922,6 @@
             <w:pPr>
               <w:jc w:val="left"/>
               <w:rPr>
-                <w:rFonts w:hint="eastAsia"/>
                 <w:szCs w:val="21"/>
               </w:rPr>
             </w:pPr>
@@ -971,9 +1008,6 @@
           <w:p>
             <w:pPr>
               <w:jc w:val="left"/>
-              <w:rPr>
-                <w:rFonts w:hint="eastAsia"/>
-              </w:rPr>
             </w:pPr>
             <w:r>
               <w:rPr>
@@ -2456,18 +2490,6 @@
               </w:rPr>
               <w:t>11</w:t>
             </w:r>
-            <w:r>
-              <w:rPr>
-                <w:rFonts w:hint="eastAsia"/>
-              </w:rPr>
-              <w:t>、</w:t>
-            </w:r>
-            <w:r>
-              <w:rPr>
-                <w:rFonts w:hint="eastAsia"/>
-              </w:rPr>
-              <w:t>16</w:t>
-            </w:r>
           </w:p>
         </w:tc>
         <w:tc>
@@ -2655,11 +2677,34 @@
             <w:vAlign w:val="center"/>
           </w:tcPr>
           <w:p>
-            <w:r>
-              <w:t>P176</w:t>
-            </w:r>
-          </w:p>
-          <w:p>
+            <w:pPr>
+              <w:rPr>
+                <w:rFonts w:hint="eastAsia"/>
+              </w:rPr>
+            </w:pPr>
+            <w:r>
+              <w:t>P17</w:t>
+            </w:r>
+            <w:r>
+              <w:rPr>
+                <w:rFonts w:hint="eastAsia"/>
+              </w:rPr>
+              <w:t>7</w:t>
+            </w:r>
+          </w:p>
+          <w:p>
+            <w:r>
+              <w:rPr>
+                <w:rFonts w:hint="eastAsia"/>
+              </w:rPr>
+              <w:t>16</w:t>
+            </w:r>
+            <w:r>
+              <w:rPr>
+                <w:rFonts w:hint="eastAsia"/>
+              </w:rPr>
+              <w:t>、</w:t>
+            </w:r>
             <w:r>
               <w:t>2</w:t>
             </w:r>
@@ -2667,34 +2712,22 @@
               <w:rPr>
                 <w:rFonts w:hint="eastAsia"/>
               </w:rPr>
+              <w:t>0</w:t>
+            </w:r>
+            <w:r>
+              <w:t>、</w:t>
+            </w:r>
+            <w:r>
+              <w:rPr>
+                <w:rFonts w:hint="eastAsia"/>
+              </w:rPr>
+              <w:t>2</w:t>
+            </w:r>
+            <w:r>
+              <w:rPr>
+                <w:rFonts w:hint="eastAsia"/>
+              </w:rPr>
               <w:t>3</w:t>
-            </w:r>
-            <w:r>
-              <w:t>、</w:t>
-            </w:r>
-            <w:r>
-              <w:rPr>
-                <w:rFonts w:hint="eastAsia"/>
-              </w:rPr>
-              <w:t>28</w:t>
-            </w:r>
-            <w:r>
-              <w:t>、</w:t>
-            </w:r>
-            <w:r>
-              <w:rPr>
-                <w:rFonts w:hint="eastAsia"/>
-              </w:rPr>
-              <w:t>31</w:t>
-            </w:r>
-            <w:r>
-              <w:t>、</w:t>
-            </w:r>
-            <w:r>
-              <w:rPr>
-                <w:rFonts w:hint="eastAsia"/>
-              </w:rPr>
-              <w:t>32</w:t>
             </w:r>
           </w:p>
         </w:tc>
@@ -2867,38 +2900,28 @@
             </w:r>
           </w:p>
           <w:p>
-            <w:r>
-              <w:t>3</w:t>
-            </w:r>
-            <w:r>
-              <w:rPr>
-                <w:rFonts w:hint="eastAsia"/>
-              </w:rPr>
-              <w:t>5</w:t>
-            </w:r>
-            <w:r>
+            <w:pPr>
+              <w:rPr>
+                <w:rFonts w:hint="eastAsia"/>
+              </w:rPr>
+            </w:pPr>
+            <w:r>
+              <w:rPr>
+                <w:rFonts w:hint="eastAsia"/>
+              </w:rPr>
+              <w:t>28</w:t>
+            </w:r>
+            <w:r>
+              <w:rPr>
+                <w:rFonts w:hint="eastAsia"/>
+              </w:rPr>
               <w:t>、</w:t>
             </w:r>
             <w:r>
-              <w:t>3</w:t>
-            </w:r>
-            <w:r>
-              <w:rPr>
-                <w:rFonts w:hint="eastAsia"/>
-              </w:rPr>
-              <w:t>6</w:t>
-            </w:r>
-            <w:r>
-              <w:rPr>
-                <w:rFonts w:hint="eastAsia"/>
-              </w:rPr>
-              <w:t>、</w:t>
-            </w:r>
-            <w:r>
-              <w:rPr>
-                <w:rFonts w:hint="eastAsia"/>
-              </w:rPr>
-              <w:t>46</w:t>
+              <w:rPr>
+                <w:rFonts w:hint="eastAsia"/>
+              </w:rPr>
+              <w:t>29</w:t>
             </w:r>
           </w:p>
         </w:tc>
@@ -2993,7 +3016,6 @@
           </w:p>
           <w:p>
             <w:r>
-              <w:lastRenderedPageBreak/>
               <w:t>4.</w:t>
             </w:r>
             <w:r>
@@ -3041,7 +3063,6 @@
               <w:jc w:val="center"/>
             </w:pPr>
             <w:r>
-              <w:lastRenderedPageBreak/>
               <w:t>2</w:t>
             </w:r>
           </w:p>
@@ -3065,7 +3086,34 @@
             <w:tcW w:w="790" w:type="pct"/>
             <w:vAlign w:val="center"/>
           </w:tcPr>
-          <w:p/>
+          <w:p>
+            <w:r>
+              <w:t>P177</w:t>
+            </w:r>
+          </w:p>
+          <w:p>
+            <w:r>
+              <w:t>3</w:t>
+            </w:r>
+            <w:r>
+              <w:rPr>
+                <w:rFonts w:hint="eastAsia"/>
+              </w:rPr>
+              <w:t>1</w:t>
+            </w:r>
+            <w:r>
+              <w:t>、</w:t>
+            </w:r>
+            <w:r>
+              <w:t>3</w:t>
+            </w:r>
+            <w:r>
+              <w:rPr>
+                <w:rFonts w:hint="eastAsia"/>
+              </w:rPr>
+              <w:t>2</w:t>
+            </w:r>
+          </w:p>
         </w:tc>
         <w:tc>
           <w:tcPr>
@@ -3100,6 +3148,7 @@
               <w:jc w:val="center"/>
             </w:pPr>
             <w:r>
+              <w:lastRenderedPageBreak/>
               <w:t>八</w:t>
             </w:r>
           </w:p>
@@ -3210,7 +3259,34 @@
             <w:tcW w:w="790" w:type="pct"/>
             <w:vAlign w:val="center"/>
           </w:tcPr>
-          <w:p/>
+          <w:p>
+            <w:r>
+              <w:t>P177</w:t>
+            </w:r>
+          </w:p>
+          <w:p>
+            <w:r>
+              <w:t>3</w:t>
+            </w:r>
+            <w:r>
+              <w:rPr>
+                <w:rFonts w:hint="eastAsia"/>
+              </w:rPr>
+              <w:t>5</w:t>
+            </w:r>
+            <w:r>
+              <w:rPr>
+                <w:rFonts w:hint="eastAsia"/>
+              </w:rPr>
+              <w:t>、</w:t>
+            </w:r>
+            <w:r>
+              <w:rPr>
+                <w:rFonts w:hint="eastAsia"/>
+              </w:rPr>
+              <w:t>36</w:t>
+            </w:r>
+          </w:p>
         </w:tc>
         <w:tc>
           <w:tcPr>
@@ -3410,7 +3486,25 @@
             <w:tcW w:w="790" w:type="pct"/>
             <w:vAlign w:val="center"/>
           </w:tcPr>
-          <w:p/>
+          <w:p>
+            <w:r>
+              <w:t>P177</w:t>
+            </w:r>
+          </w:p>
+          <w:p>
+            <w:r>
+              <w:rPr>
+                <w:rFonts w:hint="eastAsia"/>
+              </w:rPr>
+              <w:t>4</w:t>
+            </w:r>
+            <w:r>
+              <w:rPr>
+                <w:rFonts w:hint="eastAsia"/>
+              </w:rPr>
+              <w:t>6</w:t>
+            </w:r>
+          </w:p>
         </w:tc>
         <w:tc>
           <w:tcPr>
@@ -3497,7 +3591,13 @@
               <w:t xml:space="preserve">  </w:t>
             </w:r>
             <w:r>
-              <w:t>运输层</w:t>
+              <w:rPr>
+                <w:rFonts w:hint="eastAsia"/>
+              </w:rPr>
+              <w:t>传</w:t>
+            </w:r>
+            <w:r>
+              <w:t>输层</w:t>
             </w:r>
             <w:proofErr w:type="gramEnd"/>
           </w:p>
@@ -3506,7 +3606,13 @@
               <w:t xml:space="preserve">5.1 </w:t>
             </w:r>
             <w:r>
-              <w:t>运输层协议概述</w:t>
+              <w:rPr>
+                <w:rFonts w:hint="eastAsia"/>
+              </w:rPr>
+              <w:t>传</w:t>
+            </w:r>
+            <w:r>
+              <w:t>输层协议概述</w:t>
             </w:r>
             <w:r>
               <w:rPr>
@@ -3598,7 +3704,54 @@
             <w:tcW w:w="790" w:type="pct"/>
             <w:vAlign w:val="center"/>
           </w:tcPr>
-          <w:p/>
+          <w:p>
+            <w:pPr>
+              <w:rPr>
+                <w:rFonts w:hint="eastAsia"/>
+              </w:rPr>
+            </w:pPr>
+            <w:r>
+              <w:t>P</w:t>
+            </w:r>
+            <w:r>
+              <w:rPr>
+                <w:rFonts w:hint="eastAsia"/>
+              </w:rPr>
+              <w:t>225</w:t>
+            </w:r>
+          </w:p>
+          <w:p>
+            <w:r>
+              <w:rPr>
+                <w:rFonts w:hint="eastAsia"/>
+              </w:rPr>
+              <w:t>1</w:t>
+            </w:r>
+            <w:r>
+              <w:rPr>
+                <w:rFonts w:hint="eastAsia"/>
+              </w:rPr>
+              <w:t>、</w:t>
+            </w:r>
+            <w:r>
+              <w:rPr>
+                <w:rFonts w:hint="eastAsia"/>
+              </w:rPr>
+              <w:t>3</w:t>
+            </w:r>
+            <w:r>
+              <w:rPr>
+                <w:rFonts w:hint="eastAsia"/>
+              </w:rPr>
+              <w:t>、</w:t>
+            </w:r>
+            <w:r>
+              <w:rPr>
+                <w:rFonts w:hint="eastAsia"/>
+              </w:rPr>
+              <w:t>4</w:t>
+            </w:r>
+          </w:p>
         </w:tc>
         <w:tc>
           <w:tcPr>
@@ -3685,7 +3838,13 @@
               <w:t xml:space="preserve">  </w:t>
             </w:r>
             <w:r>
-              <w:t>运输层</w:t>
+              <w:rPr>
+                <w:rFonts w:hint="eastAsia"/>
+              </w:rPr>
+              <w:t>传</w:t>
+            </w:r>
+            <w:r>
+              <w:t>输层</w:t>
             </w:r>
             <w:proofErr w:type="gramEnd"/>
           </w:p>
@@ -3737,7 +3896,16 @@
               <w:t xml:space="preserve">TCP </w:t>
             </w:r>
             <w:r>
-              <w:t>的运输连接管理</w:t>
+              <w:t>的</w:t>
+            </w:r>
+            <w:r>
+              <w:rPr>
+                <w:rFonts w:hint="eastAsia"/>
+              </w:rPr>
+              <w:t>传</w:t>
+            </w:r>
+            <w:r>
+              <w:t>输连接管理</w:t>
             </w:r>
             <w:r>
               <w:rPr>
@@ -3780,7 +3948,66 @@
             <w:tcW w:w="790" w:type="pct"/>
             <w:vAlign w:val="center"/>
           </w:tcPr>
-          <w:p/>
+          <w:p>
+            <w:pPr>
+              <w:rPr>
+                <w:rFonts w:hint="eastAsia"/>
+              </w:rPr>
+            </w:pPr>
+            <w:r>
+              <w:t>P</w:t>
+            </w:r>
+            <w:r>
+              <w:rPr>
+                <w:rFonts w:hint="eastAsia"/>
+              </w:rPr>
+              <w:t>22</w:t>
+            </w:r>
+            <w:r>
+              <w:rPr>
+                <w:rFonts w:hint="eastAsia"/>
+              </w:rPr>
+              <w:t>6</w:t>
+            </w:r>
+          </w:p>
+          <w:p>
+            <w:r>
+              <w:rPr>
+                <w:rFonts w:hint="eastAsia"/>
+              </w:rPr>
+              <w:t>15</w:t>
+            </w:r>
+            <w:r>
+              <w:rPr>
+                <w:rFonts w:hint="eastAsia"/>
+              </w:rPr>
+              <w:t>、</w:t>
+            </w:r>
+            <w:r>
+              <w:rPr>
+                <w:rFonts w:hint="eastAsia"/>
+              </w:rPr>
+              <w:t>20</w:t>
+            </w:r>
+            <w:r>
+              <w:rPr>
+                <w:rFonts w:hint="eastAsia"/>
+              </w:rPr>
+              <w:t>、</w:t>
+            </w:r>
+            <w:r>
+              <w:rPr>
+                <w:rFonts w:hint="eastAsia"/>
+              </w:rPr>
+              <w:t>2</w:t>
+            </w:r>
+            <w:r>
+              <w:rPr>
+                <w:rFonts w:hint="eastAsia"/>
+              </w:rPr>
+              <w:t>4</w:t>
+            </w:r>
+          </w:p>
         </w:tc>
         <w:tc>
           <w:tcPr>
@@ -3859,11 +4086,6 @@
             <w:vAlign w:val="center"/>
           </w:tcPr>
           <w:p>
-            <w:pPr>
-              <w:rPr>
-                <w:rFonts w:hint="eastAsia"/>
-              </w:rPr>
-            </w:pPr>
             <w:r>
               <w:rPr>
                 <w:rFonts w:hint="eastAsia"/>
@@ -4020,7 +4242,13 @@
               <w:t xml:space="preserve">  </w:t>
             </w:r>
             <w:r>
-              <w:t>运输层</w:t>
+              <w:rPr>
+                <w:rFonts w:hint="eastAsia"/>
+              </w:rPr>
+              <w:t>传</w:t>
+            </w:r>
+            <w:r>
+              <w:t>输层</w:t>
             </w:r>
             <w:proofErr w:type="gramEnd"/>
           </w:p>
@@ -4128,31 +4356,69 @@
             <w:vAlign w:val="center"/>
           </w:tcPr>
           <w:p>
-            <w:r>
-              <w:t>P253</w:t>
-            </w:r>
-          </w:p>
-          <w:p>
-            <w:r>
-              <w:t>03</w:t>
-            </w:r>
-            <w:r>
+            <w:pPr>
+              <w:rPr>
+                <w:rFonts w:hint="eastAsia"/>
+              </w:rPr>
+            </w:pPr>
+            <w:r>
+              <w:t>P</w:t>
+            </w:r>
+            <w:r>
+              <w:rPr>
+                <w:rFonts w:hint="eastAsia"/>
+              </w:rPr>
+              <w:t>22</w:t>
+            </w:r>
+            <w:r>
+              <w:rPr>
+                <w:rFonts w:hint="eastAsia"/>
+              </w:rPr>
+              <w:t>7</w:t>
+            </w:r>
+          </w:p>
+          <w:p>
+            <w:r>
+              <w:rPr>
+                <w:rFonts w:hint="eastAsia"/>
+              </w:rPr>
+              <w:t>29</w:t>
+            </w:r>
+            <w:r>
+              <w:rPr>
+                <w:rFonts w:hint="eastAsia"/>
+              </w:rPr>
               <w:t>、</w:t>
             </w:r>
             <w:r>
-              <w:t>10</w:t>
-            </w:r>
-            <w:r>
+              <w:rPr>
+                <w:rFonts w:hint="eastAsia"/>
+              </w:rPr>
+              <w:t>3</w:t>
+            </w:r>
+            <w:r>
+              <w:rPr>
+                <w:rFonts w:hint="eastAsia"/>
+              </w:rPr>
+              <w:t>1</w:t>
+            </w:r>
+            <w:r>
+              <w:rPr>
+                <w:rFonts w:hint="eastAsia"/>
+              </w:rPr>
               <w:t>、</w:t>
             </w:r>
             <w:r>
-              <w:t>12</w:t>
-            </w:r>
-            <w:r>
-              <w:t>、</w:t>
-            </w:r>
-            <w:r>
-              <w:t>13</w:t>
+              <w:rPr>
+                <w:rFonts w:hint="eastAsia"/>
+              </w:rPr>
+              <w:t>3</w:t>
+            </w:r>
+            <w:r>
+              <w:rPr>
+                <w:rFonts w:hint="eastAsia"/>
+              </w:rPr>
+              <w:t>3</w:t>
             </w:r>
           </w:p>
         </w:tc>
@@ -4233,11 +4499,6 @@
             <w:vAlign w:val="center"/>
           </w:tcPr>
           <w:p>
-            <w:pPr>
-              <w:rPr>
-                <w:rFonts w:hint="eastAsia"/>
-              </w:rPr>
-            </w:pPr>
             <w:r>
               <w:rPr>
                 <w:rFonts w:hint="eastAsia"/>
@@ -4480,37 +4741,36 @@
             <w:vAlign w:val="center"/>
           </w:tcPr>
           <w:p>
-            <w:r>
-              <w:t>P254</w:t>
-            </w:r>
-          </w:p>
-          <w:p>
-            <w:r>
-              <w:t>22</w:t>
+            <w:pPr>
+              <w:rPr>
+                <w:rFonts w:hint="eastAsia"/>
+              </w:rPr>
+            </w:pPr>
+            <w:r>
+              <w:t>P2</w:t>
+            </w:r>
+            <w:r>
+              <w:rPr>
+                <w:rFonts w:hint="eastAsia"/>
+              </w:rPr>
+              <w:t>98</w:t>
+            </w:r>
+          </w:p>
+          <w:p>
+            <w:r>
+              <w:rPr>
+                <w:rFonts w:hint="eastAsia"/>
+              </w:rPr>
+              <w:t>5</w:t>
             </w:r>
             <w:r>
               <w:t>、</w:t>
             </w:r>
             <w:r>
-              <w:t>23</w:t>
-            </w:r>
-            <w:r>
-              <w:t>、</w:t>
-            </w:r>
-            <w:r>
-              <w:t>33</w:t>
-            </w:r>
-            <w:r>
-              <w:t>、</w:t>
-            </w:r>
-            <w:r>
-              <w:t>24</w:t>
-            </w:r>
-            <w:r>
-              <w:t>、</w:t>
-            </w:r>
-            <w:r>
-              <w:t>35</w:t>
+              <w:rPr>
+                <w:rFonts w:hint="eastAsia"/>
+              </w:rPr>
+              <w:t>6</w:t>
             </w:r>
           </w:p>
         </w:tc>
@@ -4855,25 +5115,44 @@
             <w:vAlign w:val="center"/>
           </w:tcPr>
           <w:p>
-            <w:r>
-              <w:t>P330</w:t>
-            </w:r>
-          </w:p>
-          <w:p>
-            <w:r>
-              <w:t>05</w:t>
-            </w:r>
-            <w:r>
+            <w:pPr>
+              <w:rPr>
+                <w:rFonts w:hint="eastAsia"/>
+              </w:rPr>
+            </w:pPr>
+            <w:r>
+              <w:t>P</w:t>
+            </w:r>
+            <w:r>
+              <w:rPr>
+                <w:rFonts w:hint="eastAsia"/>
+              </w:rPr>
+              <w:t>299</w:t>
+            </w:r>
+          </w:p>
+          <w:p>
+            <w:pPr>
+              <w:rPr>
+                <w:rFonts w:hint="eastAsia"/>
+              </w:rPr>
+            </w:pPr>
+            <w:r>
+              <w:rPr>
+                <w:rFonts w:hint="eastAsia"/>
+              </w:rPr>
+              <w:t>11</w:t>
+            </w:r>
+            <w:r>
+              <w:rPr>
+                <w:rFonts w:hint="eastAsia"/>
+              </w:rPr>
               <w:t>、</w:t>
             </w:r>
             <w:r>
-              <w:t>10</w:t>
-            </w:r>
-            <w:r>
-              <w:t>、</w:t>
-            </w:r>
-            <w:r>
-              <w:t>13</w:t>
+              <w:rPr>
+                <w:rFonts w:hint="eastAsia"/>
+              </w:rPr>
+              <w:t>12</w:t>
             </w:r>
           </w:p>
         </w:tc>
@@ -5210,7 +5489,38 @@
             <w:tcW w:w="790" w:type="pct"/>
             <w:vAlign w:val="center"/>
           </w:tcPr>
-          <w:p/>
+          <w:p>
+            <w:pPr>
+              <w:rPr>
+                <w:rFonts w:hint="eastAsia"/>
+              </w:rPr>
+            </w:pPr>
+            <w:r>
+              <w:t>P</w:t>
+            </w:r>
+            <w:r>
+              <w:rPr>
+                <w:rFonts w:hint="eastAsia"/>
+              </w:rPr>
+              <w:t>299</w:t>
+            </w:r>
+          </w:p>
+          <w:p>
+            <w:pPr>
+              <w:rPr>
+                <w:rFonts w:hint="eastAsia"/>
+              </w:rPr>
+            </w:pPr>
+            <w:r>
+              <w:t>1</w:t>
+            </w:r>
+            <w:r>
+              <w:rPr>
+                <w:rFonts w:hint="eastAsia"/>
+              </w:rPr>
+              <w:t>4</w:t>
+            </w:r>
+          </w:p>
         </w:tc>
         <w:tc>
           <w:tcPr>
@@ -5360,34 +5670,7 @@
             <w:tcW w:w="790" w:type="pct"/>
             <w:vAlign w:val="center"/>
           </w:tcPr>
-          <w:p>
-            <w:r>
-              <w:t>P331</w:t>
-            </w:r>
-          </w:p>
-          <w:p>
-            <w:r>
-              <w:t>16</w:t>
-            </w:r>
-            <w:r>
-              <w:t>、</w:t>
-            </w:r>
-            <w:r>
-              <w:t>19</w:t>
-            </w:r>
-            <w:r>
-              <w:t>、</w:t>
-            </w:r>
-            <w:r>
-              <w:t>25</w:t>
-            </w:r>
-            <w:r>
-              <w:t>、</w:t>
-            </w:r>
-            <w:r>
-              <w:t>27</w:t>
-            </w:r>
-          </w:p>
+          <w:p/>
         </w:tc>
         <w:tc>
           <w:tcPr>
@@ -5457,11 +5740,6 @@
             <w:vAlign w:val="center"/>
           </w:tcPr>
           <w:p>
-            <w:pPr>
-              <w:rPr>
-                <w:rFonts w:hint="eastAsia"/>
-              </w:rPr>
-            </w:pPr>
             <w:r>
               <w:t>第</w:t>
             </w:r>
@@ -5498,177 +5776,252 @@
                 <w:rFonts w:hint="eastAsia"/>
                 <w:szCs w:val="21"/>
               </w:rPr>
-              <w:t>7</w:t>
+              <w:t xml:space="preserve">7.1 </w:t>
             </w:r>
             <w:r>
               <w:rPr>
                 <w:rFonts w:hint="eastAsia"/>
                 <w:szCs w:val="21"/>
               </w:rPr>
-              <w:t>.</w:t>
-            </w:r>
-            <w:r>
-              <w:rPr>
-                <w:rFonts w:hint="eastAsia"/>
+              <w:t>密码体制</w:t>
+            </w:r>
+          </w:p>
+          <w:p>
+            <w:r>
+              <w:t>第</w:t>
+            </w:r>
+            <w:r>
+              <w:rPr>
+                <w:rFonts w:hint="eastAsia"/>
+              </w:rPr>
+              <w:t>8</w:t>
+            </w:r>
+            <w:proofErr w:type="gramStart"/>
+            <w:r>
+              <w:t>章</w:t>
+            </w:r>
+            <w:r>
+              <w:t xml:space="preserve">  </w:t>
+            </w:r>
+            <w:r>
+              <w:rPr>
+                <w:rFonts w:hint="eastAsia"/>
+              </w:rPr>
+              <w:t>无线网络和移动网络</w:t>
+            </w:r>
+            <w:proofErr w:type="gramEnd"/>
+          </w:p>
+          <w:p>
+            <w:pPr>
+              <w:jc w:val="left"/>
+              <w:rPr>
                 <w:szCs w:val="21"/>
               </w:rPr>
+            </w:pPr>
+            <w:r>
+              <w:rPr>
+                <w:rFonts w:hint="eastAsia"/>
+                <w:szCs w:val="21"/>
+              </w:rPr>
+              <w:t>8.1 WLAN</w:t>
+            </w:r>
+          </w:p>
+          <w:p>
+            <w:r>
+              <w:t>第</w:t>
+            </w:r>
+            <w:r>
+              <w:rPr>
+                <w:rFonts w:hint="eastAsia"/>
+              </w:rPr>
+              <w:t>9</w:t>
+            </w:r>
+            <w:proofErr w:type="gramStart"/>
+            <w:r>
+              <w:t>章</w:t>
+            </w:r>
+            <w:r>
+              <w:t xml:space="preserve">  </w:t>
+            </w:r>
+            <w:r>
+              <w:rPr>
+                <w:rFonts w:hint="eastAsia"/>
+              </w:rPr>
+              <w:t>新型网络技术</w:t>
+            </w:r>
+            <w:proofErr w:type="gramEnd"/>
+          </w:p>
+          <w:p>
+            <w:pPr>
+              <w:jc w:val="left"/>
+            </w:pPr>
+            <w:r>
+              <w:rPr>
+                <w:rFonts w:hint="eastAsia"/>
+                <w:szCs w:val="21"/>
+              </w:rPr>
+              <w:t>9.1 WSN</w:t>
+            </w:r>
+          </w:p>
+        </w:tc>
+        <w:tc>
+          <w:tcPr>
+            <w:tcW w:w="263" w:type="pct"/>
+            <w:vAlign w:val="center"/>
+          </w:tcPr>
+          <w:p>
+            <w:pPr>
+              <w:jc w:val="center"/>
+            </w:pPr>
+            <w:r>
+              <w:t>2</w:t>
+            </w:r>
+          </w:p>
+        </w:tc>
+        <w:tc>
+          <w:tcPr>
+            <w:tcW w:w="264" w:type="pct"/>
+            <w:vAlign w:val="center"/>
+          </w:tcPr>
+          <w:p>
+            <w:pPr>
+              <w:jc w:val="center"/>
+            </w:pPr>
+            <w:r>
+              <w:rPr>
+                <w:rFonts w:hint="eastAsia"/>
+              </w:rPr>
+              <w:t>0</w:t>
+            </w:r>
+          </w:p>
+        </w:tc>
+        <w:tc>
+          <w:tcPr>
+            <w:tcW w:w="790" w:type="pct"/>
+            <w:vAlign w:val="center"/>
+          </w:tcPr>
+          <w:p>
+            <w:pPr>
+              <w:rPr>
+                <w:rFonts w:hint="eastAsia"/>
+              </w:rPr>
+            </w:pPr>
+            <w:r>
+              <w:t>P</w:t>
+            </w:r>
+            <w:r>
+              <w:rPr>
+                <w:rFonts w:hint="eastAsia"/>
+              </w:rPr>
+              <w:t>333</w:t>
+            </w:r>
+          </w:p>
+          <w:p>
+            <w:r>
               <w:t>1</w:t>
             </w:r>
             <w:r>
               <w:rPr>
                 <w:rFonts w:hint="eastAsia"/>
-                <w:szCs w:val="21"/>
-              </w:rPr>
-              <w:t xml:space="preserve"> </w:t>
-            </w:r>
-            <w:r>
-              <w:rPr>
-                <w:rFonts w:hint="eastAsia"/>
-                <w:szCs w:val="21"/>
-              </w:rPr>
-              <w:t>密码体制</w:t>
-            </w:r>
-          </w:p>
-          <w:p>
-            <w:pPr>
-              <w:rPr>
-                <w:rFonts w:hint="eastAsia"/>
-              </w:rPr>
-            </w:pPr>
-            <w:r>
-              <w:t>第</w:t>
-            </w:r>
-            <w:r>
-              <w:rPr>
-                <w:rFonts w:hint="eastAsia"/>
-              </w:rPr>
-              <w:t>8</w:t>
-            </w:r>
-            <w:proofErr w:type="gramStart"/>
-            <w:r>
-              <w:t>章</w:t>
-            </w:r>
-            <w:r>
-              <w:t xml:space="preserve">  </w:t>
-            </w:r>
-            <w:r>
-              <w:rPr>
-                <w:rFonts w:hint="eastAsia"/>
-              </w:rPr>
-              <w:t>无线网络和移动网络</w:t>
-            </w:r>
-            <w:proofErr w:type="gramEnd"/>
-          </w:p>
-          <w:p>
-            <w:pPr>
-              <w:jc w:val="left"/>
-              <w:rPr>
-                <w:szCs w:val="21"/>
-              </w:rPr>
-            </w:pPr>
-            <w:r>
-              <w:rPr>
-                <w:rFonts w:hint="eastAsia"/>
-                <w:szCs w:val="21"/>
-              </w:rPr>
-              <w:t>8.1 WLAN</w:t>
-            </w:r>
-          </w:p>
-          <w:p>
-            <w:pPr>
-              <w:rPr>
-                <w:rFonts w:hint="eastAsia"/>
-              </w:rPr>
-            </w:pPr>
-            <w:r>
-              <w:t>第</w:t>
-            </w:r>
+              </w:rPr>
+              <w:t>、</w:t>
+            </w:r>
+            <w:r>
+              <w:rPr>
+                <w:rFonts w:hint="eastAsia"/>
+              </w:rPr>
+              <w:t>2</w:t>
+            </w:r>
+            <w:r>
+              <w:rPr>
+                <w:rFonts w:hint="eastAsia"/>
+              </w:rPr>
+              <w:t>、</w:t>
+            </w:r>
+            <w:r>
+              <w:rPr>
+                <w:rFonts w:hint="eastAsia"/>
+              </w:rPr>
+              <w:t>6</w:t>
+            </w:r>
+          </w:p>
+          <w:p>
             <w:r>
               <w:rPr>
                 <w:rFonts w:hint="eastAsia"/>
               </w:rPr>
               <w:t>9</w:t>
             </w:r>
-            <w:proofErr w:type="gramStart"/>
-            <w:r>
-              <w:t>章</w:t>
-            </w:r>
-            <w:r>
-              <w:t xml:space="preserve">  </w:t>
-            </w:r>
-            <w:r>
-              <w:rPr>
-                <w:rFonts w:hint="eastAsia"/>
-              </w:rPr>
-              <w:t>新型网络技术</w:t>
-            </w:r>
-            <w:proofErr w:type="gramEnd"/>
-          </w:p>
-          <w:p>
-            <w:pPr>
-              <w:jc w:val="left"/>
-            </w:pPr>
-            <w:r>
-              <w:rPr>
-                <w:rFonts w:hint="eastAsia"/>
-                <w:szCs w:val="21"/>
-              </w:rPr>
-              <w:t>9</w:t>
-            </w:r>
-            <w:r>
-              <w:rPr>
-                <w:rFonts w:hint="eastAsia"/>
-                <w:szCs w:val="21"/>
-              </w:rPr>
-              <w:t>.</w:t>
-            </w:r>
-            <w:r>
-              <w:rPr>
-                <w:rFonts w:hint="eastAsia"/>
-                <w:szCs w:val="21"/>
-              </w:rPr>
-              <w:t>1</w:t>
-            </w:r>
-            <w:r>
-              <w:rPr>
-                <w:rFonts w:hint="eastAsia"/>
-                <w:szCs w:val="21"/>
-              </w:rPr>
-              <w:t xml:space="preserve"> WSN</w:t>
-            </w:r>
-          </w:p>
-        </w:tc>
-        <w:tc>
-          <w:tcPr>
-            <w:tcW w:w="263" w:type="pct"/>
-            <w:vAlign w:val="center"/>
-          </w:tcPr>
-          <w:p>
-            <w:pPr>
-              <w:jc w:val="center"/>
-            </w:pPr>
-            <w:r>
-              <w:t>2</w:t>
-            </w:r>
-          </w:p>
-        </w:tc>
-        <w:tc>
-          <w:tcPr>
-            <w:tcW w:w="264" w:type="pct"/>
-            <w:vAlign w:val="center"/>
-          </w:tcPr>
-          <w:p>
-            <w:pPr>
-              <w:jc w:val="center"/>
-            </w:pPr>
-          </w:p>
-        </w:tc>
-        <w:tc>
-          <w:tcPr>
-            <w:tcW w:w="790" w:type="pct"/>
-            <w:vAlign w:val="center"/>
-          </w:tcPr>
-          <w:p/>
+            <w:r>
+              <w:rPr>
+                <w:rFonts w:hint="eastAsia"/>
+              </w:rPr>
+              <w:t>、</w:t>
+            </w:r>
+            <w:r>
+              <w:rPr>
+                <w:rFonts w:hint="eastAsia"/>
+              </w:rPr>
+              <w:t>10</w:t>
+            </w:r>
+            <w:r>
+              <w:rPr>
+                <w:rFonts w:hint="eastAsia"/>
+              </w:rPr>
+              <w:t>、</w:t>
+            </w:r>
+            <w:r>
+              <w:rPr>
+                <w:rFonts w:hint="eastAsia"/>
+              </w:rPr>
+              <w:t>12</w:t>
+            </w:r>
+          </w:p>
+          <w:p>
+            <w:r>
+              <w:rPr>
+                <w:rFonts w:hint="eastAsia"/>
+              </w:rPr>
+              <w:t>P224</w:t>
+            </w:r>
+          </w:p>
+          <w:p>
+            <w:pPr>
+              <w:rPr>
+                <w:rFonts w:hint="eastAsia"/>
+              </w:rPr>
+            </w:pPr>
+            <w:r>
+              <w:rPr>
+                <w:rFonts w:hint="eastAsia"/>
+              </w:rPr>
+              <w:t>13</w:t>
+            </w:r>
+            <w:r>
+              <w:rPr>
+                <w:rFonts w:hint="eastAsia"/>
+              </w:rPr>
+              <w:t>、</w:t>
+            </w:r>
+            <w:r>
+              <w:rPr>
+                <w:rFonts w:hint="eastAsia"/>
+              </w:rPr>
+              <w:t>15</w:t>
+            </w:r>
+            <w:r>
+              <w:rPr>
+                <w:rFonts w:hint="eastAsia"/>
+              </w:rPr>
+              <w:t>、</w:t>
+            </w:r>
+            <w:r>
+              <w:rPr>
+                <w:rFonts w:hint="eastAsia"/>
+              </w:rPr>
+              <w:t>17</w:t>
+            </w:r>
+          </w:p>
         </w:tc>
         <w:tc>
           <w:tcPr>
@@ -5679,6 +6032,9 @@
             <w:pPr>
               <w:jc w:val="center"/>
             </w:pPr>
+            <w:r>
+              <w:t>张树彬</w:t>
+            </w:r>
           </w:p>
         </w:tc>
         <w:tc>
@@ -5741,11 +6097,6 @@
             <w:vAlign w:val="center"/>
           </w:tcPr>
           <w:p>
-            <w:pPr>
-              <w:rPr>
-                <w:rFonts w:hint="eastAsia"/>
-              </w:rPr>
-            </w:pPr>
             <w:r>
               <w:rPr>
                 <w:rFonts w:hint="eastAsia"/>
@@ -7016,7 +7367,7 @@
   <w:style w:type="paragraph" w:default="1" w:styleId="a">
     <w:name w:val="Normal"/>
     <w:qFormat/>
-    <w:rsid w:val="00B369BC"/>
+    <w:rsid w:val="008C436F"/>
     <w:pPr>
       <w:widowControl w:val="0"/>
       <w:jc w:val="both"/>
